--- a/a1/results/exercise_1_2_discussion.docx
+++ b/a1/results/exercise_1_2_discussion.docx
@@ -37,7 +37,13 @@
         <w:jc w:val="both"/>
       </w:pPr>
       <w:r>
-        <w:t>For the result I first detected the floor plane and then used the remaining points to find the top of the box. The output figures show the main intermediate results:</w:t>
+        <w:t xml:space="preserve">For the result </w:t>
+      </w:r>
+      <w:r>
+        <w:t>we</w:t>
+      </w:r>
+      <w:r>
+        <w:t xml:space="preserve"> first detected the floor plane and then used the remaining points to find the top of the box. The output figures show the main intermediate results:</w:t>
       </w:r>
     </w:p>
     <w:p>
@@ -106,7 +112,7 @@
         <w:jc w:val="both"/>
       </w:pPr>
       <w:r>
-        <w:t>The figures I generated are:</w:t>
+        <w:t>The figures generated are:</w:t>
       </w:r>
     </w:p>
     <w:p>
@@ -529,10 +535,10 @@
         <w:tblLook w:val="04A0" w:firstRow="1" w:lastRow="0" w:firstColumn="1" w:lastColumn="0" w:noHBand="0" w:noVBand="1"/>
       </w:tblPr>
       <w:tblGrid>
-        <w:gridCol w:w="2340"/>
-        <w:gridCol w:w="2340"/>
-        <w:gridCol w:w="2340"/>
-        <w:gridCol w:w="2340"/>
+        <w:gridCol w:w="2339"/>
+        <w:gridCol w:w="2337"/>
+        <w:gridCol w:w="2337"/>
+        <w:gridCol w:w="2337"/>
       </w:tblGrid>
       <w:tr>
         <w:tc>
@@ -849,7 +855,21 @@
         <w:jc w:val="both"/>
       </w:pPr>
       <w:r>
-        <w:t>The height is calculated from the distance between the floor plane and the top plane. For the length and width I used the detected top part of the box and projected its 3D points into the coordinate system of the top plane.</w:t>
+        <w:t xml:space="preserve">The height is calculated from the distance between the floor plane and the top plane. For the length and </w:t>
+      </w:r>
+      <w:proofErr w:type="gramStart"/>
+      <w:r>
+        <w:t>width</w:t>
+      </w:r>
+      <w:proofErr w:type="gramEnd"/>
+      <w:r>
+        <w:t xml:space="preserve"> </w:t>
+      </w:r>
+      <w:r>
+        <w:t>we</w:t>
+      </w:r>
+      <w:r>
+        <w:t xml:space="preserve"> used the detected top part of the box and projected its 3D points into the coordinate system of the top plane.</w:t>
       </w:r>
     </w:p>
     <w:p>
@@ -872,7 +892,25 @@
         <w:jc w:val="both"/>
       </w:pPr>
       <w:r>
-        <w:t>Some points in the point cloud are invalid, so I ignored points where z is 0. For RANSAC I used three random points to make a plane and then counted how many other points are close to that plane. After the best plane was found, I fitted it again with all inlier points.</w:t>
+        <w:t xml:space="preserve">Some points in the point cloud are invalid, so </w:t>
+      </w:r>
+      <w:r>
+        <w:t>we</w:t>
+      </w:r>
+      <w:r>
+        <w:t xml:space="preserve"> ignored points where z is 0. For RANSAC </w:t>
+      </w:r>
+      <w:r>
+        <w:t>we</w:t>
+      </w:r>
+      <w:r>
+        <w:t xml:space="preserve"> used three random points to make a plane and then counted how many other points are close to that plane. After the best plane was found, </w:t>
+      </w:r>
+      <w:r>
+        <w:t>we</w:t>
+      </w:r>
+      <w:r>
+        <w:t xml:space="preserve"> fitted it again with all inlier points.</w:t>
       </w:r>
     </w:p>
     <w:p>
@@ -882,7 +920,31 @@
       </w:pPr>
       <w:r>
         <w:lastRenderedPageBreak/>
-        <w:t>After the floor was found, I cleaned the mask a little bit with morphological operations. Then I removed the floor from the point cloud. The remaining points still contain some background, so I used connected components and the amplitude image to keep the part that most likely belongs to the box. Then I ran RANSAC again to find the top plane.</w:t>
+        <w:t xml:space="preserve">After the floor was found, </w:t>
+      </w:r>
+      <w:r>
+        <w:t xml:space="preserve">we </w:t>
+      </w:r>
+      <w:r>
+        <w:t xml:space="preserve">cleaned the mask a little bit with morphological operations. Then </w:t>
+      </w:r>
+      <w:r>
+        <w:t xml:space="preserve">we </w:t>
+      </w:r>
+      <w:r>
+        <w:t xml:space="preserve">removed the floor from the point cloud. The remaining points still contain some background, so </w:t>
+      </w:r>
+      <w:r>
+        <w:t>we</w:t>
+      </w:r>
+      <w:r>
+        <w:t xml:space="preserve"> used connected components and the amplitude image to keep the part that most likely belongs to the box. Then </w:t>
+      </w:r>
+      <w:r>
+        <w:t>we</w:t>
+      </w:r>
+      <w:r>
+        <w:t xml:space="preserve"> ran RANSAC again to find the top plane.</w:t>
       </w:r>
     </w:p>
     <w:p>
@@ -914,10 +976,21 @@
         <w:jc w:val="both"/>
       </w:pPr>
       <w:r>
-        <w:t xml:space="preserve">RANSAC can still find a wrong plane if there is a large flat background area. This happened more easily near the image border, therefore I removed </w:t>
+        <w:t xml:space="preserve">RANSAC can still find a wrong plane if there is a large flat background area. This happened more easily near the image </w:t>
+      </w:r>
+      <w:proofErr w:type="gramStart"/>
+      <w:r>
+        <w:t>border,</w:t>
+      </w:r>
+      <w:proofErr w:type="gramEnd"/>
+      <w:r>
+        <w:t xml:space="preserve"> therefore </w:t>
       </w:r>
       <w:r>
-        <w:t>border-connected components.</w:t>
+        <w:t>we</w:t>
+      </w:r>
+      <w:r>
+        <w:t xml:space="preserve"> removed border-connected components.</w:t>
       </w:r>
     </w:p>
     <w:p>
@@ -944,7 +1017,10 @@
         <w:jc w:val="both"/>
       </w:pPr>
       <w:r>
-        <w:t>I used the amplitude image because the box is rather bright in these examples. This is helpful here, but it would not always work, for example for a dark box or different lighting.</w:t>
+        <w:t xml:space="preserve">We </w:t>
+      </w:r>
+      <w:r>
+        <w:t>used the amplitude image because the box is rather bright in these examples. This is helpful here, but it would not always work, for example for a dark box or different lighting.</w:t>
       </w:r>
     </w:p>
     <w:p>
@@ -976,10 +1052,7 @@
         <w:jc w:val="both"/>
       </w:pPr>
       <w:r>
-        <w:t xml:space="preserve">One </w:t>
-      </w:r>
-      <w:r>
-        <w:t>improvement would be to choose the thresholds automatically from the data instead of setting them manually.</w:t>
+        <w:t>One improvement would be to choose the thresholds automatically from the data instead of setting them manually.</w:t>
       </w:r>
     </w:p>
     <w:p>
@@ -1202,7 +1275,7 @@
   <w:abstractNum w:abstractNumId="8" w15:restartNumberingAfterBreak="0">
     <w:nsid w:val="FFFFFF89"/>
     <w:multiLevelType w:val="singleLevel"/>
-    <w:tmpl w:val="29761A62"/>
+    <w:tmpl w:val="84FC3F90"/>
     <w:lvl w:ilvl="0">
       <w:start w:val="1"/>
       <w:numFmt w:val="bullet"/>
